--- a/docs/MANUAL_OPERACAO_CONECTA_FACA_VOCE_MESMO.docx
+++ b/docs/MANUAL_OPERACAO_CONECTA_FACA_VOCE_MESMO.docx
@@ -82,7 +82,7 @@
           <w:color w:val="4A5568"/>
           <w:sz w:val="24"/>
         </w:rPr>
-        <w:t>Data de geração: 02/09/2026</w:t>
+        <w:t>Data de geração: 05/10/2026</w:t>
       </w:r>
     </w:p>
     <w:p>
